--- a/public/labs/os/kmp-24/ЛР14_ОС_Дискові_пристрої_та_файлові_системи.docx
+++ b/public/labs/os/kmp-24/ЛР14_ОС_Дискові_пристрої_та_файлові_системи.docx
@@ -494,8 +494,8 @@
       <w:tblPr>
         <w:tblStyle w:val="Table"/>
         <w:tblW w:type="dxa" w:w="9637"/>
+        <w:tblLayout w:type="fixed"/>
         <w:tblLook w:firstRow="1" w:lastRow="0" w:firstColumn="0" w:lastColumn="0" w:noHBand="0" w:noVBand="0" w:val="0020"/>
-        <w:tblLayout w:type="fixed"/>
       </w:tblPr>
       <w:tblGrid>
         <w:gridCol w:w="4819"/>
@@ -510,6 +510,7 @@
           <w:p>
             <w:pPr>
               <w:pStyle w:val="Compact"/>
+              <w:spacing w:before="0" w:after="0" w:line="240" w:lineRule="auto"/>
             </w:pPr>
             <w:r>
               <w:t xml:space="preserve">Ім’я</w:t>
@@ -521,6 +522,7 @@
           <w:p>
             <w:pPr>
               <w:pStyle w:val="Compact"/>
+              <w:spacing w:before="0" w:after="0" w:line="240" w:lineRule="auto"/>
             </w:pPr>
             <w:r>
               <w:t xml:space="preserve">Що означає</w:t>
@@ -534,6 +536,7 @@
           <w:p>
             <w:pPr>
               <w:pStyle w:val="Compact"/>
+              <w:spacing w:before="0" w:after="0" w:line="240" w:lineRule="auto"/>
             </w:pPr>
             <w:r>
               <w:rPr>
@@ -548,6 +551,7 @@
           <w:p>
             <w:pPr>
               <w:pStyle w:val="Compact"/>
+              <w:spacing w:before="0" w:after="0" w:line="240" w:lineRule="auto"/>
             </w:pPr>
             <w:r>
               <w:t xml:space="preserve">перший диск із інтерфейсом SATA або SCSI</w:t>
@@ -561,6 +565,7 @@
           <w:p>
             <w:pPr>
               <w:pStyle w:val="Compact"/>
+              <w:spacing w:before="0" w:after="0" w:line="240" w:lineRule="auto"/>
             </w:pPr>
             <w:r>
               <w:rPr>
@@ -575,6 +580,7 @@
           <w:p>
             <w:pPr>
               <w:pStyle w:val="Compact"/>
+              <w:spacing w:before="0" w:after="0" w:line="240" w:lineRule="auto"/>
             </w:pPr>
             <w:r>
               <w:t xml:space="preserve">перший розділ другого такого диска</w:t>
@@ -588,6 +594,7 @@
           <w:p>
             <w:pPr>
               <w:pStyle w:val="Compact"/>
+              <w:spacing w:before="0" w:after="0" w:line="240" w:lineRule="auto"/>
             </w:pPr>
             <w:r>
               <w:rPr>
@@ -602,6 +609,7 @@
           <w:p>
             <w:pPr>
               <w:pStyle w:val="Compact"/>
+              <w:spacing w:before="0" w:after="0" w:line="240" w:lineRule="auto"/>
             </w:pPr>
             <w:r>
               <w:t xml:space="preserve">перший простір імен першого накопичувача NVMe</w:t>
@@ -615,6 +623,7 @@
           <w:p>
             <w:pPr>
               <w:pStyle w:val="Compact"/>
+              <w:spacing w:before="0" w:after="0" w:line="240" w:lineRule="auto"/>
             </w:pPr>
             <w:r>
               <w:rPr>
@@ -629,6 +638,7 @@
           <w:p>
             <w:pPr>
               <w:pStyle w:val="Compact"/>
+              <w:spacing w:before="0" w:after="0" w:line="240" w:lineRule="auto"/>
             </w:pPr>
             <w:r>
               <w:t xml:space="preserve">другий розділ цього накопичувача</w:t>
@@ -642,6 +652,7 @@
           <w:p>
             <w:pPr>
               <w:pStyle w:val="Compact"/>
+              <w:spacing w:before="0" w:after="0" w:line="240" w:lineRule="auto"/>
             </w:pPr>
             <w:r>
               <w:rPr>
@@ -656,6 +667,7 @@
           <w:p>
             <w:pPr>
               <w:pStyle w:val="Compact"/>
+              <w:spacing w:before="0" w:after="0" w:line="240" w:lineRule="auto"/>
             </w:pPr>
             <w:r>
               <w:t xml:space="preserve">оптичний привід</w:t>
@@ -736,8 +748,8 @@
       <w:tblPr>
         <w:tblStyle w:val="Table"/>
         <w:tblW w:type="dxa" w:w="9637"/>
+        <w:tblLayout w:type="fixed"/>
         <w:tblLook w:firstRow="1" w:lastRow="0" w:firstColumn="0" w:lastColumn="0" w:noHBand="0" w:noVBand="0" w:val="0020"/>
-        <w:tblLayout w:type="fixed"/>
       </w:tblPr>
       <w:tblGrid>
         <w:gridCol w:w="3212"/>
@@ -753,6 +765,7 @@
           <w:p>
             <w:pPr>
               <w:pStyle w:val="Compact"/>
+              <w:spacing w:before="0" w:after="0" w:line="240" w:lineRule="auto"/>
             </w:pPr>
             <w:r>
               <w:t xml:space="preserve">Команда</w:t>
@@ -764,6 +777,7 @@
           <w:p>
             <w:pPr>
               <w:pStyle w:val="Compact"/>
+              <w:spacing w:before="0" w:after="0" w:line="240" w:lineRule="auto"/>
             </w:pPr>
             <w:r>
               <w:t xml:space="preserve">Файлова система</w:t>
@@ -775,6 +789,7 @@
           <w:p>
             <w:pPr>
               <w:pStyle w:val="Compact"/>
+              <w:spacing w:before="0" w:after="0" w:line="240" w:lineRule="auto"/>
             </w:pPr>
             <w:r>
               <w:t xml:space="preserve">Типове застосування</w:t>
@@ -788,6 +803,7 @@
           <w:p>
             <w:pPr>
               <w:pStyle w:val="Compact"/>
+              <w:spacing w:before="0" w:after="0" w:line="240" w:lineRule="auto"/>
             </w:pPr>
             <w:r>
               <w:rPr>
@@ -802,6 +818,7 @@
           <w:p>
             <w:pPr>
               <w:pStyle w:val="Compact"/>
+              <w:spacing w:before="0" w:after="0" w:line="240" w:lineRule="auto"/>
             </w:pPr>
             <w:r>
               <w:t xml:space="preserve">ext4</w:t>
@@ -813,6 +830,7 @@
           <w:p>
             <w:pPr>
               <w:pStyle w:val="Compact"/>
+              <w:spacing w:before="0" w:after="0" w:line="240" w:lineRule="auto"/>
             </w:pPr>
             <w:r>
               <w:t xml:space="preserve">основний вибір для Linux</w:t>
@@ -826,6 +844,7 @@
           <w:p>
             <w:pPr>
               <w:pStyle w:val="Compact"/>
+              <w:spacing w:before="0" w:after="0" w:line="240" w:lineRule="auto"/>
             </w:pPr>
             <w:r>
               <w:rPr>
@@ -840,6 +859,7 @@
           <w:p>
             <w:pPr>
               <w:pStyle w:val="Compact"/>
+              <w:spacing w:before="0" w:after="0" w:line="240" w:lineRule="auto"/>
             </w:pPr>
             <w:r>
               <w:t xml:space="preserve">XFS</w:t>
@@ -851,6 +871,7 @@
           <w:p>
             <w:pPr>
               <w:pStyle w:val="Compact"/>
+              <w:spacing w:before="0" w:after="0" w:line="240" w:lineRule="auto"/>
             </w:pPr>
             <w:r>
               <w:t xml:space="preserve">великі файли, сервери</w:t>
@@ -864,6 +885,7 @@
           <w:p>
             <w:pPr>
               <w:pStyle w:val="Compact"/>
+              <w:spacing w:before="0" w:after="0" w:line="240" w:lineRule="auto"/>
             </w:pPr>
             <w:r>
               <w:rPr>
@@ -878,6 +900,7 @@
           <w:p>
             <w:pPr>
               <w:pStyle w:val="Compact"/>
+              <w:spacing w:before="0" w:after="0" w:line="240" w:lineRule="auto"/>
             </w:pPr>
             <w:r>
               <w:t xml:space="preserve">Btrfs</w:t>
@@ -889,6 +912,7 @@
           <w:p>
             <w:pPr>
               <w:pStyle w:val="Compact"/>
+              <w:spacing w:before="0" w:after="0" w:line="240" w:lineRule="auto"/>
             </w:pPr>
             <w:r>
               <w:t xml:space="preserve">знімки стану, стиснення</w:t>
@@ -902,6 +926,7 @@
           <w:p>
             <w:pPr>
               <w:pStyle w:val="Compact"/>
+              <w:spacing w:before="0" w:after="0" w:line="240" w:lineRule="auto"/>
             </w:pPr>
             <w:r>
               <w:rPr>
@@ -916,6 +941,7 @@
           <w:p>
             <w:pPr>
               <w:pStyle w:val="Compact"/>
+              <w:spacing w:before="0" w:after="0" w:line="240" w:lineRule="auto"/>
             </w:pPr>
             <w:r>
               <w:t xml:space="preserve">FAT32</w:t>
@@ -927,6 +953,7 @@
           <w:p>
             <w:pPr>
               <w:pStyle w:val="Compact"/>
+              <w:spacing w:before="0" w:after="0" w:line="240" w:lineRule="auto"/>
             </w:pPr>
             <w:r>
               <w:t xml:space="preserve">змінні носії, розділ EFI</w:t>
@@ -940,6 +967,7 @@
           <w:p>
             <w:pPr>
               <w:pStyle w:val="Compact"/>
+              <w:spacing w:before="0" w:after="0" w:line="240" w:lineRule="auto"/>
             </w:pPr>
             <w:r>
               <w:rPr>
@@ -954,6 +982,7 @@
           <w:p>
             <w:pPr>
               <w:pStyle w:val="Compact"/>
+              <w:spacing w:before="0" w:after="0" w:line="240" w:lineRule="auto"/>
             </w:pPr>
             <w:r>
               <w:t xml:space="preserve">NTFS</w:t>
@@ -965,6 +994,7 @@
           <w:p>
             <w:pPr>
               <w:pStyle w:val="Compact"/>
+              <w:spacing w:before="0" w:after="0" w:line="240" w:lineRule="auto"/>
             </w:pPr>
             <w:r>
               <w:t xml:space="preserve">обмін із Windows</w:t>
@@ -978,6 +1008,7 @@
           <w:p>
             <w:pPr>
               <w:pStyle w:val="Compact"/>
+              <w:spacing w:before="0" w:after="0" w:line="240" w:lineRule="auto"/>
             </w:pPr>
             <w:r>
               <w:rPr>
@@ -992,6 +1023,7 @@
           <w:p>
             <w:pPr>
               <w:pStyle w:val="Compact"/>
+              <w:spacing w:before="0" w:after="0" w:line="240" w:lineRule="auto"/>
             </w:pPr>
             <w:r>
               <w:t xml:space="preserve">підкачка</w:t>
@@ -1003,6 +1035,7 @@
           <w:p>
             <w:pPr>
               <w:pStyle w:val="Compact"/>
+              <w:spacing w:before="0" w:after="0" w:line="240" w:lineRule="auto"/>
             </w:pPr>
             <w:r>
               <w:t xml:space="preserve">розділ підкачки</w:t>
@@ -3425,6 +3458,7 @@
           <w:p>
             <w:pPr>
               <w:pStyle w:val="Compact"/>
+              <w:spacing w:before="0" w:after="0" w:line="240" w:lineRule="auto"/>
             </w:pPr>
             <w:r>
               <w:t xml:space="preserve">№</w:t>
@@ -3436,6 +3470,7 @@
           <w:p>
             <w:pPr>
               <w:pStyle w:val="Compact"/>
+              <w:spacing w:before="0" w:after="0" w:line="240" w:lineRule="auto"/>
             </w:pPr>
             <w:r>
               <w:t xml:space="preserve">Схема розділів на додатковому диску</w:t>
@@ -3447,6 +3482,7 @@
           <w:p>
             <w:pPr>
               <w:pStyle w:val="Compact"/>
+              <w:spacing w:before="0" w:after="0" w:line="240" w:lineRule="auto"/>
             </w:pPr>
             <w:r>
               <w:t xml:space="preserve">Файлові системи</w:t>
@@ -3458,6 +3494,7 @@
           <w:p>
             <w:pPr>
               <w:pStyle w:val="Compact"/>
+              <w:spacing w:before="0" w:after="0" w:line="240" w:lineRule="auto"/>
             </w:pPr>
             <w:r>
               <w:t xml:space="preserve">Додаткове завдання</w:t>
@@ -3471,6 +3508,7 @@
           <w:p>
             <w:pPr>
               <w:pStyle w:val="Compact"/>
+              <w:spacing w:before="0" w:after="0" w:line="240" w:lineRule="auto"/>
             </w:pPr>
             <w:r>
               <w:t xml:space="preserve">1</w:t>
@@ -3482,6 +3520,7 @@
           <w:p>
             <w:pPr>
               <w:pStyle w:val="Compact"/>
+              <w:spacing w:before="0" w:after="0" w:line="240" w:lineRule="auto"/>
             </w:pPr>
             <w:r>
               <w:t xml:space="preserve">1 ГБ + решта</w:t>
@@ -3493,6 +3532,7 @@
           <w:p>
             <w:pPr>
               <w:pStyle w:val="Compact"/>
+              <w:spacing w:before="0" w:after="0" w:line="240" w:lineRule="auto"/>
             </w:pPr>
             <w:r>
               <w:t xml:space="preserve">ext4 + vfat</w:t>
@@ -3504,6 +3544,7 @@
           <w:p>
             <w:pPr>
               <w:pStyle w:val="Compact"/>
+              <w:spacing w:before="0" w:after="0" w:line="240" w:lineRule="auto"/>
             </w:pPr>
             <w:r>
               <w:t xml:space="preserve">Порівняти зайняте службове місце</w:t>
@@ -3517,6 +3558,7 @@
           <w:p>
             <w:pPr>
               <w:pStyle w:val="Compact"/>
+              <w:spacing w:before="0" w:after="0" w:line="240" w:lineRule="auto"/>
             </w:pPr>
             <w:r>
               <w:t xml:space="preserve">2</w:t>
@@ -3528,6 +3570,7 @@
           <w:p>
             <w:pPr>
               <w:pStyle w:val="Compact"/>
+              <w:spacing w:before="0" w:after="0" w:line="240" w:lineRule="auto"/>
             </w:pPr>
             <w:r>
               <w:t xml:space="preserve">1,5 ГБ + решта</w:t>
@@ -3539,6 +3582,7 @@
           <w:p>
             <w:pPr>
               <w:pStyle w:val="Compact"/>
+              <w:spacing w:before="0" w:after="0" w:line="240" w:lineRule="auto"/>
             </w:pPr>
             <w:r>
               <w:t xml:space="preserve">ext4 + ext4</w:t>
@@ -3550,6 +3594,7 @@
           <w:p>
             <w:pPr>
               <w:pStyle w:val="Compact"/>
+              <w:spacing w:before="0" w:after="0" w:line="240" w:lineRule="auto"/>
             </w:pPr>
             <w:r>
               <w:t xml:space="preserve">Задати мітки й монтувати за міткою</w:t>
@@ -3563,6 +3608,7 @@
           <w:p>
             <w:pPr>
               <w:pStyle w:val="Compact"/>
+              <w:spacing w:before="0" w:after="0" w:line="240" w:lineRule="auto"/>
             </w:pPr>
             <w:r>
               <w:t xml:space="preserve">3</w:t>
@@ -3574,6 +3620,7 @@
           <w:p>
             <w:pPr>
               <w:pStyle w:val="Compact"/>
+              <w:spacing w:before="0" w:after="0" w:line="240" w:lineRule="auto"/>
             </w:pPr>
             <w:r>
               <w:t xml:space="preserve">три рівні розділи</w:t>
@@ -3585,6 +3632,7 @@
           <w:p>
             <w:pPr>
               <w:pStyle w:val="Compact"/>
+              <w:spacing w:before="0" w:after="0" w:line="240" w:lineRule="auto"/>
             </w:pPr>
             <w:r>
               <w:t xml:space="preserve">ext4, vfat, xfs</w:t>
@@ -3596,6 +3644,7 @@
           <w:p>
             <w:pPr>
               <w:pStyle w:val="Compact"/>
+              <w:spacing w:before="0" w:after="0" w:line="240" w:lineRule="auto"/>
             </w:pPr>
             <w:r>
               <w:t xml:space="preserve">Порівняти час форматування</w:t>
@@ -3609,6 +3658,7 @@
           <w:p>
             <w:pPr>
               <w:pStyle w:val="Compact"/>
+              <w:spacing w:before="0" w:after="0" w:line="240" w:lineRule="auto"/>
             </w:pPr>
             <w:r>
               <w:t xml:space="preserve">4</w:t>
@@ -3620,6 +3670,7 @@
           <w:p>
             <w:pPr>
               <w:pStyle w:val="Compact"/>
+              <w:spacing w:before="0" w:after="0" w:line="240" w:lineRule="auto"/>
             </w:pPr>
             <w:r>
               <w:t xml:space="preserve">2 ГБ + решта</w:t>
@@ -3631,6 +3682,7 @@
           <w:p>
             <w:pPr>
               <w:pStyle w:val="Compact"/>
+              <w:spacing w:before="0" w:after="0" w:line="240" w:lineRule="auto"/>
             </w:pPr>
             <w:r>
               <w:t xml:space="preserve">xfs + ext4</w:t>
@@ -3642,6 +3694,7 @@
           <w:p>
             <w:pPr>
               <w:pStyle w:val="Compact"/>
+              <w:spacing w:before="0" w:after="0" w:line="240" w:lineRule="auto"/>
             </w:pPr>
             <w:r>
               <w:t xml:space="preserve">Пояснити різницю у виводі</w:t>
@@ -3664,6 +3717,7 @@
           <w:p>
             <w:pPr>
               <w:pStyle w:val="Compact"/>
+              <w:spacing w:before="0" w:after="0" w:line="240" w:lineRule="auto"/>
             </w:pPr>
             <w:r>
               <w:t xml:space="preserve">5</w:t>
@@ -3675,6 +3729,7 @@
           <w:p>
             <w:pPr>
               <w:pStyle w:val="Compact"/>
+              <w:spacing w:before="0" w:after="0" w:line="240" w:lineRule="auto"/>
             </w:pPr>
             <w:r>
               <w:t xml:space="preserve">1 ГБ + 1 ГБ + решта</w:t>
@@ -3686,6 +3741,7 @@
           <w:p>
             <w:pPr>
               <w:pStyle w:val="Compact"/>
+              <w:spacing w:before="0" w:after="0" w:line="240" w:lineRule="auto"/>
             </w:pPr>
             <w:r>
               <w:t xml:space="preserve">ext4 + swap + vfat</w:t>
@@ -3697,6 +3753,7 @@
           <w:p>
             <w:pPr>
               <w:pStyle w:val="Compact"/>
+              <w:spacing w:before="0" w:after="0" w:line="240" w:lineRule="auto"/>
             </w:pPr>
             <w:r>
               <w:t xml:space="preserve">Увімкнути підкачку командою</w:t>
@@ -3719,6 +3776,7 @@
           <w:p>
             <w:pPr>
               <w:pStyle w:val="Compact"/>
+              <w:spacing w:before="0" w:after="0" w:line="240" w:lineRule="auto"/>
             </w:pPr>
             <w:r>
               <w:t xml:space="preserve">6</w:t>
@@ -3730,6 +3788,7 @@
           <w:p>
             <w:pPr>
               <w:pStyle w:val="Compact"/>
+              <w:spacing w:before="0" w:after="0" w:line="240" w:lineRule="auto"/>
             </w:pPr>
             <w:r>
               <w:t xml:space="preserve">один розділ на весь диск</w:t>
@@ -3741,6 +3800,7 @@
           <w:p>
             <w:pPr>
               <w:pStyle w:val="Compact"/>
+              <w:spacing w:before="0" w:after="0" w:line="240" w:lineRule="auto"/>
             </w:pPr>
             <w:r>
               <w:t xml:space="preserve">btrfs</w:t>
@@ -3752,6 +3812,7 @@
           <w:p>
             <w:pPr>
               <w:pStyle w:val="Compact"/>
+              <w:spacing w:before="0" w:after="0" w:line="240" w:lineRule="auto"/>
             </w:pPr>
             <w:r>
               <w:t xml:space="preserve">Створити підтом і знімок</w:t>
@@ -3765,6 +3826,7 @@
           <w:p>
             <w:pPr>
               <w:pStyle w:val="Compact"/>
+              <w:spacing w:before="0" w:after="0" w:line="240" w:lineRule="auto"/>
             </w:pPr>
             <w:r>
               <w:t xml:space="preserve">7</w:t>
@@ -3776,6 +3838,7 @@
           <w:p>
             <w:pPr>
               <w:pStyle w:val="Compact"/>
+              <w:spacing w:before="0" w:after="0" w:line="240" w:lineRule="auto"/>
             </w:pPr>
             <w:r>
               <w:t xml:space="preserve">1 ГБ + решта</w:t>
@@ -3787,6 +3850,7 @@
           <w:p>
             <w:pPr>
               <w:pStyle w:val="Compact"/>
+              <w:spacing w:before="0" w:after="0" w:line="240" w:lineRule="auto"/>
             </w:pPr>
             <w:r>
               <w:t xml:space="preserve">ext4 + ntfs</w:t>
@@ -3798,6 +3862,7 @@
           <w:p>
             <w:pPr>
               <w:pStyle w:val="Compact"/>
+              <w:spacing w:before="0" w:after="0" w:line="240" w:lineRule="auto"/>
             </w:pPr>
             <w:r>
               <w:t xml:space="preserve">Перевірити читання NTFS у Windows</w:t>
@@ -3811,6 +3876,7 @@
           <w:p>
             <w:pPr>
               <w:pStyle w:val="Compact"/>
+              <w:spacing w:before="0" w:after="0" w:line="240" w:lineRule="auto"/>
             </w:pPr>
             <w:r>
               <w:t xml:space="preserve">8</w:t>
@@ -3822,6 +3888,7 @@
           <w:p>
             <w:pPr>
               <w:pStyle w:val="Compact"/>
+              <w:spacing w:before="0" w:after="0" w:line="240" w:lineRule="auto"/>
             </w:pPr>
             <w:r>
               <w:t xml:space="preserve">500 МБ + решта</w:t>
@@ -3833,6 +3900,7 @@
           <w:p>
             <w:pPr>
               <w:pStyle w:val="Compact"/>
+              <w:spacing w:before="0" w:after="0" w:line="240" w:lineRule="auto"/>
             </w:pPr>
             <w:r>
               <w:t xml:space="preserve">vfat + ext4</w:t>
@@ -3844,6 +3912,7 @@
           <w:p>
             <w:pPr>
               <w:pStyle w:val="Compact"/>
+              <w:spacing w:before="0" w:after="0" w:line="240" w:lineRule="auto"/>
             </w:pPr>
             <w:r>
               <w:t xml:space="preserve">Пояснити обмеження FAT32 на розмір файлу</w:t>
@@ -3857,6 +3926,7 @@
           <w:p>
             <w:pPr>
               <w:pStyle w:val="Compact"/>
+              <w:spacing w:before="0" w:after="0" w:line="240" w:lineRule="auto"/>
             </w:pPr>
             <w:r>
               <w:t xml:space="preserve">9</w:t>
@@ -3868,6 +3938,7 @@
           <w:p>
             <w:pPr>
               <w:pStyle w:val="Compact"/>
+              <w:spacing w:before="0" w:after="0" w:line="240" w:lineRule="auto"/>
             </w:pPr>
             <w:r>
               <w:t xml:space="preserve">1 ГБ + решта</w:t>
@@ -3879,6 +3950,7 @@
           <w:p>
             <w:pPr>
               <w:pStyle w:val="Compact"/>
+              <w:spacing w:before="0" w:after="0" w:line="240" w:lineRule="auto"/>
             </w:pPr>
             <w:r>
               <w:t xml:space="preserve">ext4 (без журналу) + ext4</w:t>
@@ -3890,6 +3962,7 @@
           <w:p>
             <w:pPr>
               <w:pStyle w:val="Compact"/>
+              <w:spacing w:before="0" w:after="0" w:line="240" w:lineRule="auto"/>
             </w:pPr>
             <w:r>
               <w:t xml:space="preserve">Порівняти швидкість запису</w:t>
@@ -3903,6 +3976,7 @@
           <w:p>
             <w:pPr>
               <w:pStyle w:val="Compact"/>
+              <w:spacing w:before="0" w:after="0" w:line="240" w:lineRule="auto"/>
             </w:pPr>
             <w:r>
               <w:t xml:space="preserve">10</w:t>
@@ -3914,6 +3988,7 @@
           <w:p>
             <w:pPr>
               <w:pStyle w:val="Compact"/>
+              <w:spacing w:before="0" w:after="0" w:line="240" w:lineRule="auto"/>
             </w:pPr>
             <w:r>
               <w:t xml:space="preserve">2 ГБ + решта</w:t>
@@ -3925,6 +4000,7 @@
           <w:p>
             <w:pPr>
               <w:pStyle w:val="Compact"/>
+              <w:spacing w:before="0" w:after="0" w:line="240" w:lineRule="auto"/>
             </w:pPr>
             <w:r>
               <w:t xml:space="preserve">ext4 + vfat</w:t>
@@ -3936,6 +4012,7 @@
           <w:p>
             <w:pPr>
               <w:pStyle w:val="Compact"/>
+              <w:spacing w:before="0" w:after="0" w:line="240" w:lineRule="auto"/>
             </w:pPr>
             <w:r>
               <w:t xml:space="preserve">Заповнити розділ і показати поведінку при нестачі місця</w:t>
@@ -3949,6 +4026,7 @@
           <w:p>
             <w:pPr>
               <w:pStyle w:val="Compact"/>
+              <w:spacing w:before="0" w:after="0" w:line="240" w:lineRule="auto"/>
             </w:pPr>
             <w:r>
               <w:t xml:space="preserve">11</w:t>
@@ -3960,6 +4038,7 @@
           <w:p>
             <w:pPr>
               <w:pStyle w:val="Compact"/>
+              <w:spacing w:before="0" w:after="0" w:line="240" w:lineRule="auto"/>
             </w:pPr>
             <w:r>
               <w:t xml:space="preserve">1 ГБ + решта</w:t>
@@ -3971,6 +4050,7 @@
           <w:p>
             <w:pPr>
               <w:pStyle w:val="Compact"/>
+              <w:spacing w:before="0" w:after="0" w:line="240" w:lineRule="auto"/>
             </w:pPr>
             <w:r>
               <w:t xml:space="preserve">ext4 + xfs</w:t>
@@ -3982,6 +4062,7 @@
           <w:p>
             <w:pPr>
               <w:pStyle w:val="Compact"/>
+              <w:spacing w:before="0" w:after="0" w:line="240" w:lineRule="auto"/>
             </w:pPr>
             <w:r>
               <w:t xml:space="preserve">Порівняти поведінку при відмонтуванні зайнятого розділу</w:t>
@@ -3995,6 +4076,7 @@
           <w:p>
             <w:pPr>
               <w:pStyle w:val="Compact"/>
+              <w:spacing w:before="0" w:after="0" w:line="240" w:lineRule="auto"/>
             </w:pPr>
             <w:r>
               <w:t xml:space="preserve">12</w:t>
@@ -4006,6 +4088,7 @@
           <w:p>
             <w:pPr>
               <w:pStyle w:val="Compact"/>
+              <w:spacing w:before="0" w:after="0" w:line="240" w:lineRule="auto"/>
             </w:pPr>
             <w:r>
               <w:t xml:space="preserve">1 ГБ + решта</w:t>
@@ -4017,6 +4100,7 @@
           <w:p>
             <w:pPr>
               <w:pStyle w:val="Compact"/>
+              <w:spacing w:before="0" w:after="0" w:line="240" w:lineRule="auto"/>
             </w:pPr>
             <w:r>
               <w:t xml:space="preserve">ext4 + vfat</w:t>
@@ -4028,6 +4112,7 @@
           <w:p>
             <w:pPr>
               <w:pStyle w:val="Compact"/>
+              <w:spacing w:before="0" w:after="0" w:line="240" w:lineRule="auto"/>
             </w:pPr>
             <w:r>
               <w:t xml:space="preserve">Змонтувати ext4 у режимі лише для читання</w:t>
@@ -4041,6 +4126,7 @@
           <w:p>
             <w:pPr>
               <w:pStyle w:val="Compact"/>
+              <w:spacing w:before="0" w:after="0" w:line="240" w:lineRule="auto"/>
             </w:pPr>
             <w:r>
               <w:t xml:space="preserve">13</w:t>
@@ -4052,6 +4138,7 @@
           <w:p>
             <w:pPr>
               <w:pStyle w:val="Compact"/>
+              <w:spacing w:before="0" w:after="0" w:line="240" w:lineRule="auto"/>
             </w:pPr>
             <w:r>
               <w:t xml:space="preserve">1,5 ГБ + решта</w:t>
@@ -4063,6 +4150,7 @@
           <w:p>
             <w:pPr>
               <w:pStyle w:val="Compact"/>
+              <w:spacing w:before="0" w:after="0" w:line="240" w:lineRule="auto"/>
             </w:pPr>
             <w:r>
               <w:t xml:space="preserve">xfs + vfat</w:t>
@@ -4074,6 +4162,7 @@
           <w:p>
             <w:pPr>
               <w:pStyle w:val="Compact"/>
+              <w:spacing w:before="0" w:after="0" w:line="240" w:lineRule="auto"/>
             </w:pPr>
             <w:r>
               <w:t xml:space="preserve">Виміряти швидкість запису</w:t>
@@ -4102,6 +4191,7 @@
           <w:p>
             <w:pPr>
               <w:pStyle w:val="Compact"/>
+              <w:spacing w:before="0" w:after="0" w:line="240" w:lineRule="auto"/>
             </w:pPr>
             <w:r>
               <w:t xml:space="preserve">14</w:t>
@@ -4113,6 +4203,7 @@
           <w:p>
             <w:pPr>
               <w:pStyle w:val="Compact"/>
+              <w:spacing w:before="0" w:after="0" w:line="240" w:lineRule="auto"/>
             </w:pPr>
             <w:r>
               <w:t xml:space="preserve">1 ГБ + решта</w:t>
@@ -4124,6 +4215,7 @@
           <w:p>
             <w:pPr>
               <w:pStyle w:val="Compact"/>
+              <w:spacing w:before="0" w:after="0" w:line="240" w:lineRule="auto"/>
             </w:pPr>
             <w:r>
               <w:t xml:space="preserve">ext4 + ext4</w:t>
@@ -4135,6 +4227,7 @@
           <w:p>
             <w:pPr>
               <w:pStyle w:val="Compact"/>
+              <w:spacing w:before="0" w:after="0" w:line="240" w:lineRule="auto"/>
             </w:pPr>
             <w:r>
               <w:t xml:space="preserve">Створити файл підкачки замість розділу</w:t>
@@ -4148,6 +4241,7 @@
           <w:p>
             <w:pPr>
               <w:pStyle w:val="Compact"/>
+              <w:spacing w:before="0" w:after="0" w:line="240" w:lineRule="auto"/>
             </w:pPr>
             <w:r>
               <w:t xml:space="preserve">15</w:t>
@@ -4159,6 +4253,7 @@
           <w:p>
             <w:pPr>
               <w:pStyle w:val="Compact"/>
+              <w:spacing w:before="0" w:after="0" w:line="240" w:lineRule="auto"/>
             </w:pPr>
             <w:r>
               <w:t xml:space="preserve">три рівні розділи</w:t>
@@ -4170,6 +4265,7 @@
           <w:p>
             <w:pPr>
               <w:pStyle w:val="Compact"/>
+              <w:spacing w:before="0" w:after="0" w:line="240" w:lineRule="auto"/>
             </w:pPr>
             <w:r>
               <w:t xml:space="preserve">ext4 ×3</w:t>
@@ -4181,6 +4277,7 @@
           <w:p>
             <w:pPr>
               <w:pStyle w:val="Compact"/>
+              <w:spacing w:before="0" w:after="0" w:line="240" w:lineRule="auto"/>
             </w:pPr>
             <w:r>
               <w:t xml:space="preserve">Змонтувати всі три через</w:t>
@@ -4203,6 +4300,7 @@
           <w:p>
             <w:pPr>
               <w:pStyle w:val="Compact"/>
+              <w:spacing w:before="0" w:after="0" w:line="240" w:lineRule="auto"/>
             </w:pPr>
             <w:r>
               <w:t xml:space="preserve">16</w:t>
@@ -4214,6 +4312,7 @@
           <w:p>
             <w:pPr>
               <w:pStyle w:val="Compact"/>
+              <w:spacing w:before="0" w:after="0" w:line="240" w:lineRule="auto"/>
             </w:pPr>
             <w:r>
               <w:t xml:space="preserve">2 ГБ + решта</w:t>
@@ -4225,6 +4324,7 @@
           <w:p>
             <w:pPr>
               <w:pStyle w:val="Compact"/>
+              <w:spacing w:before="0" w:after="0" w:line="240" w:lineRule="auto"/>
             </w:pPr>
             <w:r>
               <w:t xml:space="preserve">btrfs + vfat</w:t>
@@ -4236,6 +4336,7 @@
           <w:p>
             <w:pPr>
               <w:pStyle w:val="Compact"/>
+              <w:spacing w:before="0" w:after="0" w:line="240" w:lineRule="auto"/>
             </w:pPr>
             <w:r>
               <w:t xml:space="preserve">Увімкнути стиснення на Btrfs</w:t>
@@ -4249,6 +4350,7 @@
           <w:p>
             <w:pPr>
               <w:pStyle w:val="Compact"/>
+              <w:spacing w:before="0" w:after="0" w:line="240" w:lineRule="auto"/>
             </w:pPr>
             <w:r>
               <w:t xml:space="preserve">17</w:t>
@@ -4260,6 +4362,7 @@
           <w:p>
             <w:pPr>
               <w:pStyle w:val="Compact"/>
+              <w:spacing w:before="0" w:after="0" w:line="240" w:lineRule="auto"/>
             </w:pPr>
             <w:r>
               <w:t xml:space="preserve">1 ГБ + решта</w:t>
@@ -4271,6 +4374,7 @@
           <w:p>
             <w:pPr>
               <w:pStyle w:val="Compact"/>
+              <w:spacing w:before="0" w:after="0" w:line="240" w:lineRule="auto"/>
             </w:pPr>
             <w:r>
               <w:t xml:space="preserve">ext4 + vfat</w:t>
@@ -4282,6 +4386,7 @@
           <w:p>
             <w:pPr>
               <w:pStyle w:val="Compact"/>
+              <w:spacing w:before="0" w:after="0" w:line="240" w:lineRule="auto"/>
             </w:pPr>
             <w:r>
               <w:t xml:space="preserve">Змонтувати з параметрами</w:t>
@@ -4325,6 +4430,7 @@
           <w:p>
             <w:pPr>
               <w:pStyle w:val="Compact"/>
+              <w:spacing w:before="0" w:after="0" w:line="240" w:lineRule="auto"/>
             </w:pPr>
             <w:r>
               <w:t xml:space="preserve">18</w:t>
@@ -4336,6 +4442,7 @@
           <w:p>
             <w:pPr>
               <w:pStyle w:val="Compact"/>
+              <w:spacing w:before="0" w:after="0" w:line="240" w:lineRule="auto"/>
             </w:pPr>
             <w:r>
               <w:t xml:space="preserve">1 ГБ + решта</w:t>
@@ -4347,6 +4454,7 @@
           <w:p>
             <w:pPr>
               <w:pStyle w:val="Compact"/>
+              <w:spacing w:before="0" w:after="0" w:line="240" w:lineRule="auto"/>
             </w:pPr>
             <w:r>
               <w:t xml:space="preserve">ext4 + vfat</w:t>
@@ -4358,6 +4466,7 @@
           <w:p>
             <w:pPr>
               <w:pStyle w:val="Compact"/>
+              <w:spacing w:before="0" w:after="0" w:line="240" w:lineRule="auto"/>
             </w:pPr>
             <w:r>
               <w:t xml:space="preserve">Створити багато дрібних файлів і показати вичерпання inode</w:t>
@@ -4371,6 +4480,7 @@
           <w:p>
             <w:pPr>
               <w:pStyle w:val="Compact"/>
+              <w:spacing w:before="0" w:after="0" w:line="240" w:lineRule="auto"/>
             </w:pPr>
             <w:r>
               <w:t xml:space="preserve">19</w:t>
@@ -4382,6 +4492,7 @@
           <w:p>
             <w:pPr>
               <w:pStyle w:val="Compact"/>
+              <w:spacing w:before="0" w:after="0" w:line="240" w:lineRule="auto"/>
             </w:pPr>
             <w:r>
               <w:t xml:space="preserve">2 ГБ + решта</w:t>
@@ -4393,6 +4504,7 @@
           <w:p>
             <w:pPr>
               <w:pStyle w:val="Compact"/>
+              <w:spacing w:before="0" w:after="0" w:line="240" w:lineRule="auto"/>
             </w:pPr>
             <w:r>
               <w:t xml:space="preserve">ext4 + swap</w:t>
@@ -4404,6 +4516,7 @@
           <w:p>
             <w:pPr>
               <w:pStyle w:val="Compact"/>
+              <w:spacing w:before="0" w:after="0" w:line="240" w:lineRule="auto"/>
             </w:pPr>
             <w:r>
               <w:t xml:space="preserve">Перевірити пріоритет підкачки</w:t>
@@ -4426,6 +4539,7 @@
           <w:p>
             <w:pPr>
               <w:pStyle w:val="Compact"/>
+              <w:spacing w:before="0" w:after="0" w:line="240" w:lineRule="auto"/>
             </w:pPr>
             <w:r>
               <w:t xml:space="preserve">20</w:t>
@@ -4437,6 +4551,7 @@
           <w:p>
             <w:pPr>
               <w:pStyle w:val="Compact"/>
+              <w:spacing w:before="0" w:after="0" w:line="240" w:lineRule="auto"/>
             </w:pPr>
             <w:r>
               <w:t xml:space="preserve">1 ГБ + решта</w:t>
@@ -4448,6 +4563,7 @@
           <w:p>
             <w:pPr>
               <w:pStyle w:val="Compact"/>
+              <w:spacing w:before="0" w:after="0" w:line="240" w:lineRule="auto"/>
             </w:pPr>
             <w:r>
               <w:t xml:space="preserve">ext4 + vfat</w:t>
@@ -4459,6 +4575,7 @@
           <w:p>
             <w:pPr>
               <w:pStyle w:val="Compact"/>
+              <w:spacing w:before="0" w:after="0" w:line="240" w:lineRule="auto"/>
             </w:pPr>
             <w:r>
               <w:t xml:space="preserve">Клонувати розділ командою</w:t>
@@ -5008,7 +5125,7 @@
     <w:multiLevelType w:val="multilevel"/>
     <w:lvl w:ilvl="0">
       <w:numFmt w:val="bullet"/>
-      <w:lvlText w:val="–"/>
+      <w:lvlText w:val=" "/>
       <w:lvlJc w:val="left"/>
       <w:pPr>
         <w:ind w:left="1134" w:hanging="425"/>
@@ -5016,7 +5133,7 @@
     </w:lvl>
     <w:lvl w:ilvl="1">
       <w:numFmt w:val="bullet"/>
-      <w:lvlText w:val="–"/>
+      <w:lvlText w:val=" "/>
       <w:lvlJc w:val="left"/>
       <w:pPr>
         <w:ind w:left="1701" w:hanging="425"/>
@@ -5024,7 +5141,7 @@
     </w:lvl>
     <w:lvl w:ilvl="2">
       <w:numFmt w:val="bullet"/>
-      <w:lvlText w:val="–"/>
+      <w:lvlText w:val=" "/>
       <w:lvlJc w:val="left"/>
       <w:pPr>
         <w:ind w:left="2268" w:hanging="425"/>
@@ -5032,7 +5149,7 @@
     </w:lvl>
     <w:lvl w:ilvl="3">
       <w:numFmt w:val="bullet"/>
-      <w:lvlText w:val="–"/>
+      <w:lvlText w:val=" "/>
       <w:lvlJc w:val="left"/>
       <w:pPr>
         <w:ind w:left="2835" w:hanging="425"/>
@@ -5040,7 +5157,7 @@
     </w:lvl>
     <w:lvl w:ilvl="4">
       <w:numFmt w:val="bullet"/>
-      <w:lvlText w:val="–"/>
+      <w:lvlText w:val=" "/>
       <w:lvlJc w:val="left"/>
       <w:pPr>
         <w:ind w:left="3402" w:hanging="425"/>
@@ -5048,7 +5165,7 @@
     </w:lvl>
     <w:lvl w:ilvl="5">
       <w:numFmt w:val="bullet"/>
-      <w:lvlText w:val="–"/>
+      <w:lvlText w:val=" "/>
       <w:lvlJc w:val="left"/>
       <w:pPr>
         <w:ind w:left="3969" w:hanging="425"/>
@@ -5056,7 +5173,7 @@
     </w:lvl>
     <w:lvl w:ilvl="6">
       <w:numFmt w:val="bullet"/>
-      <w:lvlText w:val="–"/>
+      <w:lvlText w:val=" "/>
       <w:lvlJc w:val="left"/>
       <w:pPr>
         <w:ind w:left="4536" w:hanging="425"/>
@@ -5064,7 +5181,7 @@
     </w:lvl>
     <w:lvl w:ilvl="7">
       <w:numFmt w:val="bullet"/>
-      <w:lvlText w:val="–"/>
+      <w:lvlText w:val=" "/>
       <w:lvlJc w:val="left"/>
       <w:pPr>
         <w:ind w:left="5103" w:hanging="425"/>
@@ -5072,7 +5189,7 @@
     </w:lvl>
     <w:lvl w:ilvl="8">
       <w:numFmt w:val="bullet"/>
-      <w:lvlText w:val="–"/>
+      <w:lvlText w:val=" "/>
       <w:lvlJc w:val="left"/>
       <w:pPr>
         <w:ind w:left="5670" w:hanging="425"/>
@@ -6105,6 +6222,31 @@
       </w:tblCellMar>
     </w:tblPr>
   </w:style>
+  <w:style w:customStyle="1" w:styleId="Conclusion" w:type="paragraph">
+    <w:name w:val="Conclusion"/>
+    <w:basedOn w:val="BodyText"/>
+    <w:next w:val="BodyText"/>
+    <w:qFormat/>
+    <w:pPr>
+      <w:keepNext/>
+      <w:spacing w:after="0" w:before="240" w:line="312" w:lineRule="auto"/>
+    </w:pPr>
+  </w:style>
+  <w:style w:styleId="Header" w:type="paragraph">
+    <w:name w:val="header"/>
+    <w:basedOn w:val="Normal"/>
+    <w:qFormat/>
+    <w:pPr>
+      <w:spacing w:after="0" w:before="0" w:line="240" w:lineRule="auto"/>
+      <w:ind w:firstLine="0"/>
+      <w:jc w:val="right"/>
+    </w:pPr>
+    <w:rPr>
+      <w:rFonts w:ascii="Times New Roman" w:cs="Times New Roman" w:eastAsia="Times New Roman" w:hAnsi="Times New Roman"/>
+      <w:sz w:val="28"/>
+      <w:szCs w:val="28"/>
+    </w:rPr>
+  </w:style>
   <w:style w:type="paragraph" w:customStyle="1" w:styleId="TableCaption">
     <w:name w:val="TableCaption"/>
     <w:basedOn w:val="BodyText"/>
